--- a/Memoria_Proyecto_PIM.docx
+++ b/Memoria_Proyecto_PIM.docx
@@ -480,7 +480,7 @@
     <w:p>
       <w:r>
         <w:pict w14:anchorId="5ACBCF8F">
-          <v:rect id="_x0000_i1031" style="width:0;height:1.5pt" o:hralign="center" o:hrstd="t" o:hr="t" fillcolor="#a0a0a0" stroked="f"/>
+          <v:rect id="_x0000_i1025" style="width:0;height:1.5pt" o:hralign="center" o:hrstd="t" o:hr="t" fillcolor="#a0a0a0" stroked="f"/>
         </w:pict>
       </w:r>
     </w:p>
@@ -1064,7 +1064,340 @@
         <w:t xml:space="preserve"> podría facilitar la clasificación.</w:t>
       </w:r>
     </w:p>
+    <w:p>
+      <w:r>
+        <w:pict w14:anchorId="2C4D8D75">
+          <v:rect id="_x0000_i1034" style="width:0;height:1.5pt" o:hralign="center" o:hrstd="t" o:hr="t" fillcolor="#a0a0a0" stroked="f"/>
+        </w:pict>
+      </w:r>
+    </w:p>
+    <w:p>
+      <w:r>
+        <w:t xml:space="preserve">Clasificación automática de la severidad de la RD en cinco grados a partir de </w:t>
+      </w:r>
+      <w:proofErr w:type="spellStart"/>
+      <w:r>
+        <w:t>retinografías</w:t>
+      </w:r>
+      <w:proofErr w:type="spellEnd"/>
+      <w:r>
+        <w:t xml:space="preserve"> del </w:t>
+      </w:r>
+      <w:proofErr w:type="spellStart"/>
+      <w:r>
+        <w:t>dataset</w:t>
+      </w:r>
+      <w:proofErr w:type="spellEnd"/>
+      <w:r>
+        <w:t xml:space="preserve"> APTOS 2019.</w:t>
+      </w:r>
+    </w:p>
+    <w:p>
+      <w:r>
+        <w:rPr>
+          <w:b/>
+          <w:bCs/>
+        </w:rPr>
+        <w:t>EDA</w:t>
+      </w:r>
+      <w:r>
+        <w:t xml:space="preserve"> — Análisis de la distribución de clases, donde detectamos un desbalance importante: G0 es el 49% del </w:t>
+      </w:r>
+      <w:proofErr w:type="spellStart"/>
+      <w:r>
+        <w:t>train</w:t>
+      </w:r>
+      <w:proofErr w:type="spellEnd"/>
+      <w:r>
+        <w:t xml:space="preserve"> y G3 apenas el 3%.</w:t>
+      </w:r>
+    </w:p>
+    <w:p>
+      <w:r>
+        <w:rPr>
+          <w:b/>
+          <w:bCs/>
+        </w:rPr>
+        <w:t>Preprocesamiento</w:t>
+      </w:r>
+      <w:r>
+        <w:t xml:space="preserve"> — Máscara circular para eliminar el fondo negro + CLAHE para mejorar el contraste local y resaltar lesiones pequeñas. Conecta con P01 y P02.</w:t>
+      </w:r>
+    </w:p>
+    <w:p>
+      <w:r>
+        <w:rPr>
+          <w:b/>
+          <w:bCs/>
+        </w:rPr>
+        <w:t>Dataset/</w:t>
+      </w:r>
+      <w:proofErr w:type="spellStart"/>
+      <w:r>
+        <w:rPr>
+          <w:b/>
+          <w:bCs/>
+        </w:rPr>
+        <w:t>DataLoaders</w:t>
+      </w:r>
+      <w:proofErr w:type="spellEnd"/>
+      <w:r>
+        <w:t xml:space="preserve"> — Pipeline MONAI con aumentaciones en </w:t>
+      </w:r>
+      <w:proofErr w:type="spellStart"/>
+      <w:r>
+        <w:t>train</w:t>
+      </w:r>
+      <w:proofErr w:type="spellEnd"/>
+      <w:r>
+        <w:t xml:space="preserve"> y </w:t>
+      </w:r>
+      <w:proofErr w:type="spellStart"/>
+      <w:r>
+        <w:t>CrossEntropyLoss</w:t>
+      </w:r>
+      <w:proofErr w:type="spellEnd"/>
+      <w:r>
+        <w:t xml:space="preserve"> ponderada para el desbalance. P04.</w:t>
+      </w:r>
+    </w:p>
+    <w:p>
+      <w:r>
+        <w:rPr>
+          <w:b/>
+          <w:bCs/>
+        </w:rPr>
+        <w:t>Modelo</w:t>
+      </w:r>
+      <w:r>
+        <w:t xml:space="preserve"> — EfficientNet-B3 de MONAI con transfer </w:t>
+      </w:r>
+      <w:proofErr w:type="spellStart"/>
+      <w:r>
+        <w:t>learning</w:t>
+      </w:r>
+      <w:proofErr w:type="spellEnd"/>
+      <w:r>
+        <w:t xml:space="preserve"> desde </w:t>
+      </w:r>
+      <w:proofErr w:type="spellStart"/>
+      <w:r>
+        <w:t>ImageNet</w:t>
+      </w:r>
+      <w:proofErr w:type="spellEnd"/>
+      <w:r>
+        <w:t>. P04.</w:t>
+      </w:r>
+    </w:p>
+    <w:p>
+      <w:r>
+        <w:rPr>
+          <w:b/>
+          <w:bCs/>
+        </w:rPr>
+        <w:t>Grad-CAM</w:t>
+      </w:r>
+      <w:r>
+        <w:t xml:space="preserve"> — Verificamos que el modelo activa zonas clínicamente relevantes y no artefactos. P04/Tema 5.</w:t>
+      </w:r>
+    </w:p>
     <w:p/>
+    <w:p>
+      <w:proofErr w:type="spellStart"/>
+      <w:r>
+        <w:rPr>
+          <w:b/>
+          <w:bCs/>
+        </w:rPr>
+        <w:t>Exp</w:t>
+      </w:r>
+      <w:proofErr w:type="spellEnd"/>
+      <w:r>
+        <w:rPr>
+          <w:b/>
+          <w:bCs/>
+        </w:rPr>
+        <w:t xml:space="preserve"> A — </w:t>
+      </w:r>
+      <w:proofErr w:type="spellStart"/>
+      <w:r>
+        <w:rPr>
+          <w:b/>
+          <w:bCs/>
+        </w:rPr>
+        <w:t>Sobremuestreo</w:t>
+      </w:r>
+      <w:proofErr w:type="spellEnd"/>
+      <w:r>
+        <w:t xml:space="preserve"> — Repetimos ejemplos de G1, G3 y G4 en el </w:t>
+      </w:r>
+      <w:proofErr w:type="spellStart"/>
+      <w:r>
+        <w:t>DataFrame</w:t>
+      </w:r>
+      <w:proofErr w:type="spellEnd"/>
+      <w:r>
+        <w:t xml:space="preserve"> hasta equilibrar clases. κ=0.845 (+0.014). P02+P04.</w:t>
+      </w:r>
+    </w:p>
+    <w:p>
+      <w:proofErr w:type="spellStart"/>
+      <w:r>
+        <w:rPr>
+          <w:b/>
+          <w:bCs/>
+        </w:rPr>
+        <w:t>Exp</w:t>
+      </w:r>
+      <w:proofErr w:type="spellEnd"/>
+      <w:r>
+        <w:rPr>
+          <w:b/>
+          <w:bCs/>
+        </w:rPr>
+        <w:t xml:space="preserve"> B — </w:t>
+      </w:r>
+      <w:proofErr w:type="spellStart"/>
+      <w:r>
+        <w:rPr>
+          <w:b/>
+          <w:bCs/>
+        </w:rPr>
+        <w:t>Radiómica</w:t>
+      </w:r>
+      <w:proofErr w:type="spellEnd"/>
+      <w:r>
+        <w:t xml:space="preserve"> — </w:t>
+      </w:r>
+      <w:proofErr w:type="spellStart"/>
+      <w:r>
+        <w:t>Features</w:t>
+      </w:r>
+      <w:proofErr w:type="spellEnd"/>
+      <w:r>
+        <w:t xml:space="preserve"> de textura con </w:t>
+      </w:r>
+      <w:proofErr w:type="spellStart"/>
+      <w:r>
+        <w:t>PyRadiomics</w:t>
+      </w:r>
+      <w:proofErr w:type="spellEnd"/>
+      <w:r>
+        <w:t xml:space="preserve"> + regresión logística L1. Menor precisión (κ=0.62) pero totalmente interpretable. P04.</w:t>
+      </w:r>
+    </w:p>
+    <w:p>
+      <w:proofErr w:type="spellStart"/>
+      <w:r>
+        <w:rPr>
+          <w:b/>
+          <w:bCs/>
+        </w:rPr>
+        <w:t>Exp</w:t>
+      </w:r>
+      <w:proofErr w:type="spellEnd"/>
+      <w:r>
+        <w:rPr>
+          <w:b/>
+          <w:bCs/>
+        </w:rPr>
+        <w:t xml:space="preserve"> C — </w:t>
+      </w:r>
+      <w:proofErr w:type="spellStart"/>
+      <w:r>
+        <w:rPr>
+          <w:b/>
+          <w:bCs/>
+        </w:rPr>
+        <w:t>BiomedCLIP</w:t>
+      </w:r>
+      <w:proofErr w:type="spellEnd"/>
+      <w:r>
+        <w:rPr>
+          <w:b/>
+          <w:bCs/>
+        </w:rPr>
+        <w:t xml:space="preserve"> </w:t>
+      </w:r>
+      <w:proofErr w:type="spellStart"/>
+      <w:r>
+        <w:rPr>
+          <w:b/>
+          <w:bCs/>
+        </w:rPr>
+        <w:t>zero-shot</w:t>
+      </w:r>
+      <w:proofErr w:type="spellEnd"/>
+      <w:r>
+        <w:t xml:space="preserve"> — Clasificación sin entrenamiento usando </w:t>
+      </w:r>
+      <w:proofErr w:type="spellStart"/>
+      <w:r>
+        <w:t>prompts</w:t>
+      </w:r>
+      <w:proofErr w:type="spellEnd"/>
+      <w:r>
+        <w:t xml:space="preserve"> textuales. κ=0.71, por debajo del supervisado. P04.</w:t>
+      </w:r>
+    </w:p>
+    <w:p>
+      <w:proofErr w:type="spellStart"/>
+      <w:r>
+        <w:rPr>
+          <w:b/>
+          <w:bCs/>
+        </w:rPr>
+        <w:t>Exp</w:t>
+      </w:r>
+      <w:proofErr w:type="spellEnd"/>
+      <w:r>
+        <w:rPr>
+          <w:b/>
+          <w:bCs/>
+        </w:rPr>
+        <w:t xml:space="preserve"> D — Dos etapas</w:t>
+      </w:r>
+      <w:r>
+        <w:t xml:space="preserve"> — Separamos en dos modelos: RD/no-RD y luego gradación solo en positivos. Mejor resultado: κ=0.850. Investigación propia.</w:t>
+      </w:r>
+    </w:p>
+    <w:p>
+      <w:proofErr w:type="spellStart"/>
+      <w:r>
+        <w:rPr>
+          <w:b/>
+          <w:bCs/>
+        </w:rPr>
+        <w:t>Exp</w:t>
+      </w:r>
+      <w:proofErr w:type="spellEnd"/>
+      <w:r>
+        <w:rPr>
+          <w:b/>
+          <w:bCs/>
+        </w:rPr>
+        <w:t xml:space="preserve"> E — Tres niveles</w:t>
+      </w:r>
+      <w:r>
+        <w:t xml:space="preserve"> — Árbol de cuatro modelos: RD/no-RD → </w:t>
+      </w:r>
+      <w:proofErr w:type="spellStart"/>
+      <w:r>
+        <w:t>Leve+Moderada</w:t>
+      </w:r>
+      <w:proofErr w:type="spellEnd"/>
+      <w:r>
+        <w:t xml:space="preserve"> vs </w:t>
+      </w:r>
+      <w:proofErr w:type="spellStart"/>
+      <w:r>
+        <w:t>Severa+Proliferativa</w:t>
+      </w:r>
+      <w:proofErr w:type="spellEnd"/>
+      <w:r>
+        <w:t xml:space="preserve"> → G1/G2 y G3/G4. Idea del equipo. Investigación propia.</w:t>
+      </w:r>
+    </w:p>
     <w:sectPr>
       <w:pgSz w:w="11906" w:h="16838"/>
       <w:pgMar w:top="1417" w:right="1701" w:bottom="1417" w:left="1701" w:header="708" w:footer="708" w:gutter="0"/>
